--- a/livrables/lecons/stoicisme/2026-07-30_lecon-stoicisme_08_amor-fati-memento-mori.docx
+++ b/livrables/lecons/stoicisme/2026-07-30_lecon-stoicisme_08_amor-fati-memento-mori.docx
@@ -626,7 +626,18 @@
           <w:sz w:val="22"/>
           <w:szCs w:val="22"/>
         </w:rPr>
-        <w:t xml:space="preserve">Coutume romaine rapportée par Daily Stoic : lors des triomphes militaires, un esclave chuchotait à l'oreille du général victorieux : « Souviens-toi que tu es mortel. » La gloire ne devait pas être prise pour de l'éternité.</w:t>
+        <w:t xml:space="preserve">Coutume romaine rapportée par Daily Stoic : lors des triomphes militaires, un aide placé derrière le général victorieux lui chuchotait à l'oreille « Remember, thou art mortal » — « Souviens-toi que tu es mortel » (traduction de la leçon). La gloire ne devait pas être prise pour de l'éternité.</w:t>
+      </w:r>
+      <w:r>
+        <w:rPr>
+          <w:rFonts w:ascii="Times New Roman" w:cs="Times New Roman" w:eastAsia="Times New Roman" w:hAnsi="Times New Roman"/>
+          <w:i/>
+          <w:iCs/>
+          <w:color w:val="6B7280"/>
+          <w:sz w:val="20"/>
+          <w:szCs w:val="20"/>
+        </w:rPr>
+        <w:t xml:space="preserve">   [Corrigé le 12/10/2026 : la version du 30/07/2026 écrivait « un esclave chuchotait ». La page de Daily Stoic, rouverte le 12/10/2026, écrit « Only a few would notice the aide in the back, right behind the commander, whispering into his ear, “Remember, thou art mortal.” » : un AIDE, pas un esclave — le mot « slave » n'apparaît sur cette page que dans une citation de Montaigne sans rapport. La formule française était par ailleurs donnée entre guillemets sans dire qu'elle traduit l'anglais de la page.]</w:t>
       </w:r>
     </w:p>
     <w:p>
@@ -684,7 +695,7 @@
           <w:sz w:val="22"/>
           <w:szCs w:val="22"/>
         </w:rPr>
-        <w:t xml:space="preserve">« Death is... nothing else than an operation of nature; and if any one is afraid of an operation of nature, he is a child. »</w:t>
+        <w:t xml:space="preserve">Marc Aurèle range la mort parmi les objets de l'observation intellectuelle : qui la regarde en elle-même et résout par la réflexion toutes les représentations qu'elle suscite « will then consider it to be nothing else than an operation of nature; and if any one is afraid of an operation of nature, he is a child ».</w:t>
       </w:r>
       <w:r>
         <w:rPr>
@@ -695,6 +706,17 @@
         </w:rPr>
         <w:t xml:space="preserve">
 — Marc Aurèle, Méditations, Livre II (trad. George Long, MIT Classics)</w:t>
+      </w:r>
+      <w:r>
+        <w:rPr>
+          <w:rFonts w:ascii="Times New Roman" w:cs="Times New Roman" w:eastAsia="Times New Roman" w:hAnsi="Times New Roman"/>
+          <w:i/>
+          <w:iCs/>
+          <w:color w:val="6B7280"/>
+          <w:sz w:val="20"/>
+          <w:szCs w:val="20"/>
+        </w:rPr>
+        <w:t xml:space="preserve">   [Corrigé le 12/10/2026 : la version du 30/07/2026 écrivait « Death is... nothing else than an operation of nature; and if any one is afraid of an operation of nature, he is a child. » La page de MIT Classics, rouverte le 12/10/2026 (HTTP 200, 12 930 caractères utiles), écrit « what death is » au milieu d'une énumération, puis « he will then consider it to be nothing else than an operation of nature ». Les trois points réunissaient deux fragments distants et fabriquaient une ouverture de phrase, « Death is », qui ne figure pas sur la page. Le fond est exact ; seule la forme citée était fausse.]</w:t>
       </w:r>
     </w:p>
     <w:p>
@@ -1837,6 +1859,78 @@
           <w:szCs w:val="22"/>
         </w:rPr>
         <w:t xml:space="preserve">Leçon n°09 — La vue d'en haut et la sympathie cosmique (sympatheia, cosmopolitisme) : comprendre notre place dans le tout, l'exercice du regard de loin (hupsos), et ce que le cosmopolitisme stoïcien nous demande concrètement.</w:t>
+      </w:r>
+    </w:p>
+    <w:p>
+      <w:pPr>
+        <w:spacing w:before="360" w:after="120"/>
+      </w:pPr>
+      <w:r>
+        <w:rPr>
+          <w:rFonts w:ascii="Times New Roman" w:cs="Times New Roman" w:eastAsia="Times New Roman" w:hAnsi="Times New Roman"/>
+          <w:b/>
+          <w:bCs/>
+          <w:color w:val="1F2937"/>
+          <w:sz w:val="26"/>
+          <w:szCs w:val="26"/>
+        </w:rPr>
+        <w:t xml:space="preserve">📝 Journal des corrections</w:t>
+      </w:r>
+    </w:p>
+    <w:p>
+      <w:pPr>
+        <w:spacing w:after="80"/>
+      </w:pPr>
+      <w:r>
+        <w:rPr>
+          <w:rFonts w:ascii="Times New Roman" w:cs="Times New Roman" w:eastAsia="Times New Roman" w:hAnsi="Times New Roman"/>
+          <w:color w:val="1F2937"/>
+          <w:sz w:val="22"/>
+          <w:szCs w:val="22"/>
+        </w:rPr>
+        <w:t xml:space="preserve">Corrections apportées le 12/10/2026 après réouverture des huit sources listées avec un agent de navigateur. Les libellés d'origine sont conservés ci-dessous.</w:t>
+      </w:r>
+    </w:p>
+    <w:p>
+      <w:pPr>
+        <w:spacing w:after="80"/>
+      </w:pPr>
+      <w:r>
+        <w:rPr>
+          <w:rFonts w:ascii="Times New Roman" w:cs="Times New Roman" w:eastAsia="Times New Roman" w:hAnsi="Times New Roman"/>
+          <w:color w:val="1F2937"/>
+          <w:sz w:val="20"/>
+          <w:szCs w:val="20"/>
+        </w:rPr>
+        <w:t xml:space="preserve">• Théorie, Memento mori — « Death is... nothing else than an operation of nature… » : citation recousue à partir de deux fragments distants de la page de MIT Classics, avec une ouverture de phrase inexistante. Passe en style indirect, le fragment réellement littéral restant cité.</w:t>
+      </w:r>
+    </w:p>
+    <w:p>
+      <w:pPr>
+        <w:spacing w:after="80"/>
+      </w:pPr>
+      <w:r>
+        <w:rPr>
+          <w:rFonts w:ascii="Times New Roman" w:cs="Times New Roman" w:eastAsia="Times New Roman" w:hAnsi="Times New Roman"/>
+          <w:color w:val="1F2937"/>
+          <w:sz w:val="20"/>
+          <w:szCs w:val="20"/>
+        </w:rPr>
+        <w:t xml:space="preserve">• Théorie, coutume romaine — « un esclave chuchotait » devient « un aide », mot que la page de Daily Stoic emploie, et la formule française est déclarée comme traduction de « Remember, thou art mortal ».</w:t>
+      </w:r>
+    </w:p>
+    <w:p>
+      <w:pPr>
+        <w:spacing w:after="80"/>
+      </w:pPr>
+      <w:r>
+        <w:rPr>
+          <w:rFonts w:ascii="Times New Roman" w:cs="Times New Roman" w:eastAsia="Times New Roman" w:hAnsi="Times New Roman"/>
+          <w:color w:val="1F2937"/>
+          <w:sz w:val="20"/>
+          <w:szCs w:val="20"/>
+        </w:rPr>
+        <w:t xml:space="preserve">• Vérification du 12/10/2026 : les deux autres citations anglaises déclarées « absentes » par controle_attributions.py le 12/10/2026 au matin sont bien sur leurs pages. La première exécution avait lu classics.mit.edu/Antoninus/meditations.2.two.html pour 31 caractères utiles (salve de limitation de débit) ; la relecture la lit pour 12 930 et apparie la citation. Aucune correction n'était due de ce côté.</w:t>
       </w:r>
     </w:p>
     <w:sectPr>
